--- a/Word_Doc/pr_2.docx
+++ b/Word_Doc/pr_2.docx
@@ -78,7 +78,7 @@
         <w:spacing w:after="0" w:line="240" w:lineRule="auto"/>
         <w:rPr>
           <w:rFonts w:ascii="Times New Roman" w:hAnsi="Times New Roman" w:cs="Times New Roman"/>
-          <w:b/>
+          <w:bCs/>
           <w:color w:val="383D48"/>
           <w:sz w:val="28"/>
           <w:szCs w:val="28"/>
@@ -95,6 +95,17 @@
           <w:shd w:val="clear" w:color="auto" w:fill="FFFFFF"/>
         </w:rPr>
         <w:t xml:space="preserve">Aim: </w:t>
+      </w:r>
+      <w:r>
+        <w:rPr>
+          <w:rFonts w:ascii="Times New Roman" w:hAnsi="Times New Roman" w:cs="Times New Roman"/>
+          <w:bCs/>
+          <w:color w:val="383D48"/>
+          <w:sz w:val="28"/>
+          <w:szCs w:val="28"/>
+          <w:shd w:val="clear" w:color="auto" w:fill="FFFFFF"/>
+        </w:rPr>
+        <w:t>To develop a Java program to implement a toll booth using record and switch expression to calculate the total toll collected and determine the most frequently used vehicle type.</w:t>
       </w:r>
     </w:p>
     <w:p>
@@ -102,7 +113,7 @@
         <w:spacing w:after="0" w:line="240" w:lineRule="auto"/>
         <w:rPr>
           <w:rFonts w:ascii="Times New Roman" w:hAnsi="Times New Roman" w:cs="Times New Roman"/>
-          <w:b/>
+          <w:bCs/>
           <w:color w:val="383D48"/>
           <w:sz w:val="28"/>
           <w:szCs w:val="28"/>
@@ -131,31 +142,7 @@
           <w:szCs w:val="28"/>
           <w:shd w:val="clear" w:color="auto" w:fill="FFFFFF"/>
         </w:rPr>
-        <w:t>Code Screenshot:</w:t>
-      </w:r>
-    </w:p>
-    <w:p>
-      <w:pPr>
-        <w:spacing w:after="0" w:line="240" w:lineRule="auto"/>
-        <w:rPr>
-          <w:rFonts w:ascii="Times New Roman" w:hAnsi="Times New Roman" w:cs="Times New Roman"/>
-          <w:b/>
-          <w:color w:val="383D48"/>
-          <w:sz w:val="28"/>
-          <w:szCs w:val="28"/>
-          <w:shd w:val="clear" w:color="auto" w:fill="FFFFFF"/>
-        </w:rPr>
-      </w:pPr>
-      <w:r>
-        <w:rPr>
-          <w:rFonts w:ascii="Times New Roman" w:hAnsi="Times New Roman" w:cs="Times New Roman"/>
-          <w:b/>
-          <w:color w:val="383D48"/>
-          <w:sz w:val="28"/>
-          <w:szCs w:val="28"/>
-          <w:shd w:val="clear" w:color="auto" w:fill="FFFFFF"/>
-        </w:rPr>
-        <w:t xml:space="preserve"> </w:t>
+        <w:t xml:space="preserve">Code Screenshot: </w:t>
       </w:r>
     </w:p>
     <w:p>
@@ -237,9 +224,9 @@
           <w:shd w:val="clear" w:color="auto" w:fill="FFFFFF"/>
         </w:rPr>
         <w:drawing>
-          <wp:inline distT="0" distB="0" distL="0" distR="0" wp14:anchorId="084CCFBC" wp14:editId="067C2969">
-            <wp:extent cx="3613150" cy="6468631"/>
-            <wp:effectExtent l="0" t="0" r="6350" b="8890"/>
+          <wp:inline distT="0" distB="0" distL="0" distR="0" wp14:anchorId="084CCFBC" wp14:editId="3F7DC68D">
+            <wp:extent cx="3505200" cy="6275367"/>
+            <wp:effectExtent l="0" t="0" r="0" b="0"/>
             <wp:docPr id="658090679" name="Picture 5"/>
             <wp:cNvGraphicFramePr>
               <a:graphicFrameLocks xmlns:a="http://schemas.openxmlformats.org/drawingml/2006/main" noChangeAspect="1"/>
@@ -266,7 +253,7 @@
                   <pic:spPr>
                     <a:xfrm>
                       <a:off x="0" y="0"/>
-                      <a:ext cx="3627420" cy="6494178"/>
+                      <a:ext cx="3529097" cy="6318149"/>
                     </a:xfrm>
                     <a:prstGeom prst="rect">
                       <a:avLst/>
